--- a/finalcif/template/template_without_text.docx
+++ b/finalcif/template/template_without_text.docx
@@ -1474,7 +1474,11 @@
             </w:r>
             <w:proofErr w:type="spellEnd"/>
             <w:r>
-              <w:t xml:space="preserve"> = {{</w:t>
+              <w:t xml:space="preserve"> = </w:t>
+            </w:r>
+            <w:proofErr w:type="gramStart"/>
+            <w:r>
+              <w:t>{{</w:t>
             </w:r>
             <w:r>
               <w:t xml:space="preserve"> </w:t>
@@ -1484,7 +1488,14 @@
               <w:rPr>
                 <w:sz w:val="14"/>
               </w:rPr>
-              <w:t>r_int</w:t>
+              <w:t>r</w:t>
+            </w:r>
+            <w:proofErr w:type="gramEnd"/>
+            <w:r>
+              <w:rPr>
+                <w:sz w:val="14"/>
+              </w:rPr>
+              <w:t>_int</w:t>
             </w:r>
             <w:proofErr w:type="spellEnd"/>
             <w:r>
@@ -1514,7 +1525,11 @@
             </w:r>
             <w:proofErr w:type="spellEnd"/>
             <w:r>
-              <w:t xml:space="preserve"> = {{</w:t>
+              <w:t xml:space="preserve"> = </w:t>
+            </w:r>
+            <w:proofErr w:type="gramStart"/>
+            <w:r>
+              <w:t>{{</w:t>
             </w:r>
             <w:r>
               <w:t xml:space="preserve"> </w:t>
@@ -1524,7 +1539,14 @@
               <w:rPr>
                 <w:sz w:val="14"/>
               </w:rPr>
-              <w:t>r_sigma</w:t>
+              <w:t>r</w:t>
+            </w:r>
+            <w:proofErr w:type="gramEnd"/>
+            <w:r>
+              <w:rPr>
+                <w:sz w:val="14"/>
+              </w:rPr>
+              <w:t>_sigma</w:t>
             </w:r>
             <w:proofErr w:type="spellEnd"/>
             <w:r>
@@ -1558,44 +1580,39 @@
               <w:rPr>
                 <w:sz w:val="10"/>
               </w:rPr>
-              <w:t>{%</w:t>
-            </w:r>
-            <w:r>
-              <w:rPr>
-                <w:sz w:val="10"/>
-              </w:rPr>
-              <w:t xml:space="preserve"> </w:t>
-            </w:r>
-            <w:r>
-              <w:rPr>
-                <w:sz w:val="10"/>
-              </w:rPr>
-              <w:t>if theta_full</w:t>
-            </w:r>
-            <w:r>
-              <w:rPr>
-                <w:sz w:val="10"/>
-              </w:rPr>
-              <w:t xml:space="preserve"> </w:t>
-            </w:r>
-            <w:r>
-              <w:rPr>
-                <w:sz w:val="10"/>
-              </w:rPr>
-              <w:t>%}</w:t>
+              <w:t>{% if theta_full %}</w:t>
             </w:r>
             <w:r>
               <w:t xml:space="preserve"> to </w:t>
             </w:r>
             <w:r>
               <w:br/>
-              <w:t>θ = {{</w:t>
-            </w:r>
-            <w:r>
-              <w:rPr>
-                <w:sz w:val="14"/>
-              </w:rPr>
-              <w:t>theta_full</w:t>
+            </w:r>
+            <w:r>
+              <w:rPr>
+                <w:lang w:val="de-DE"/>
+              </w:rPr>
+              <w:t>θ</w:t>
+            </w:r>
+            <w:r>
+              <w:t xml:space="preserve"> = {{</w:t>
+            </w:r>
+            <w:r>
+              <w:rPr>
+                <w:sz w:val="12"/>
+                <w:szCs w:val="22"/>
+              </w:rPr>
+              <w:t>theta_full|float_num(2)</w:t>
+            </w:r>
+            <w:r>
+              <w:t>}}° / {{</w:t>
+            </w:r>
+            <w:r>
+              <w:rPr>
+                <w:sz w:val="12"/>
+                <w:szCs w:val="22"/>
+              </w:rPr>
+              <w:t>theta_max|float_num(2)</w:t>
             </w:r>
             <w:r>
               <w:t>}}°</w:t>
@@ -1604,65 +1621,40 @@
               <w:rPr>
                 <w:sz w:val="12"/>
               </w:rPr>
-              <w:t>{%</w:t>
+              <w:t>{% endif %}</w:t>
+            </w:r>
+          </w:p>
+        </w:tc>
+        <w:tc>
+          <w:tcPr>
+            <w:tcW w:w="2265" w:type="dxa"/>
+          </w:tcPr>
+          <w:p>
+            <w:pPr>
+              <w:pStyle w:val="tabletext"/>
+            </w:pPr>
+            <w:r>
+              <w:t xml:space="preserve">{{ </w:t>
             </w:r>
             <w:r>
               <w:rPr>
                 <w:sz w:val="12"/>
-              </w:rPr>
-              <w:t xml:space="preserve"> </w:t>
+                <w:szCs w:val="16"/>
+              </w:rPr>
+              <w:t>completeness_theta_full</w:t>
+            </w:r>
+            <w:r>
+              <w:t xml:space="preserve"> }} / {{ </w:t>
             </w:r>
             <w:r>
               <w:rPr>
                 <w:sz w:val="12"/>
-              </w:rPr>
-              <w:t>endif</w:t>
-            </w:r>
-            <w:r>
-              <w:rPr>
-                <w:sz w:val="12"/>
-              </w:rPr>
-              <w:t xml:space="preserve"> </w:t>
-            </w:r>
-            <w:r>
-              <w:rPr>
-                <w:sz w:val="12"/>
-              </w:rPr>
-              <w:t>%}</w:t>
-            </w:r>
-          </w:p>
-        </w:tc>
-        <w:tc>
-          <w:tcPr>
-            <w:tcW w:w="2265" w:type="dxa"/>
-          </w:tcPr>
-          <w:p>
-            <w:pPr>
-              <w:pStyle w:val="tabletext"/>
-            </w:pPr>
-            <w:r>
-              <w:t>{{</w:t>
-            </w:r>
-            <w:r>
-              <w:t xml:space="preserve"> </w:t>
-            </w:r>
-            <w:r>
-              <w:rPr>
-                <w:sz w:val="14"/>
-              </w:rPr>
-              <w:t>completeness</w:t>
-            </w:r>
-            <w:r>
-              <w:rPr>
-                <w:sz w:val="14"/>
-              </w:rPr>
-              <w:t xml:space="preserve"> </w:t>
-            </w:r>
-            <w:r>
-              <w:t>}}</w:t>
-            </w:r>
-            <w:r>
-              <w:t xml:space="preserve"> %</w:t>
+                <w:szCs w:val="16"/>
+              </w:rPr>
+              <w:t>completeness_theta_max</w:t>
+            </w:r>
+            <w:r>
+              <w:t xml:space="preserve"> }} %</w:t>
             </w:r>
           </w:p>
         </w:tc>
@@ -1791,76 +1783,96 @@
           <w:p>
             <w:pPr>
               <w:pStyle w:val="tabletext"/>
-            </w:pPr>
-            <w:r>
+              <w:rPr>
+                <w:lang w:val="de-DE"/>
+              </w:rPr>
+            </w:pPr>
+            <w:r>
+              <w:rPr>
+                <w:lang w:val="de-DE"/>
+              </w:rPr>
               <w:t xml:space="preserve">{{ </w:t>
             </w:r>
             <w:r>
               <w:rPr>
                 <w:sz w:val="15"/>
                 <w:szCs w:val="18"/>
-              </w:rPr>
-              <w:t>t_min</w:t>
+                <w:lang w:val="de-DE"/>
+              </w:rPr>
+              <w:t xml:space="preserve">t_min </w:t>
+            </w:r>
+            <w:r>
+              <w:rPr>
+                <w:lang w:val="de-DE"/>
+              </w:rPr>
+              <w:t xml:space="preserve">}} / {{ </w:t>
             </w:r>
             <w:r>
               <w:rPr>
                 <w:sz w:val="15"/>
                 <w:szCs w:val="18"/>
-              </w:rPr>
-              <w:t xml:space="preserve"> </w:t>
-            </w:r>
-            <w:r>
-              <w:t xml:space="preserve">}} / {{ </w:t>
+                <w:lang w:val="de-DE"/>
+              </w:rPr>
+              <w:t xml:space="preserve">t_max </w:t>
+            </w:r>
+            <w:r>
+              <w:rPr>
+                <w:lang w:val="de-DE"/>
+              </w:rPr>
+              <w:t>}}</w:t>
+            </w:r>
+          </w:p>
+          <w:p>
+            <w:pPr>
+              <w:pStyle w:val="BodyText1"/>
+              <w:rPr>
+                <w:lang w:val="de-DE"/>
+              </w:rPr>
+            </w:pPr>
+            <w:r>
+              <w:rPr>
+                <w:lang w:val="de-DE"/>
+              </w:rPr>
+              <w:t>(</w:t>
+            </w:r>
+            <w:proofErr w:type="gramStart"/>
+            <w:r>
+              <w:rPr>
+                <w:lang w:val="de-DE"/>
+              </w:rPr>
+              <w:t>{{</w:t>
             </w:r>
             <w:r>
               <w:rPr>
                 <w:sz w:val="15"/>
                 <w:szCs w:val="18"/>
-              </w:rPr>
-              <w:t>t_m</w:t>
-            </w:r>
+                <w:lang w:val="de-DE"/>
+              </w:rPr>
+              <w:t xml:space="preserve"> </w:t>
+            </w:r>
+            <w:proofErr w:type="spellStart"/>
             <w:r>
               <w:rPr>
                 <w:sz w:val="15"/>
                 <w:szCs w:val="18"/>
-              </w:rPr>
-              <w:t xml:space="preserve">ax </w:t>
-            </w:r>
-            <w:r>
-              <w:t>}}</w:t>
-            </w:r>
-          </w:p>
-          <w:p>
-            <w:pPr>
-              <w:pStyle w:val="BodyText1"/>
-            </w:pPr>
-            <w:r>
-              <w:t>({{</w:t>
-            </w:r>
+                <w:lang w:val="de-DE"/>
+              </w:rPr>
+              <w:t>abstype</w:t>
+            </w:r>
+            <w:proofErr w:type="spellEnd"/>
+            <w:proofErr w:type="gramEnd"/>
             <w:r>
               <w:rPr>
                 <w:sz w:val="15"/>
                 <w:szCs w:val="18"/>
-              </w:rPr>
-              <w:t xml:space="preserve"> </w:t>
-            </w:r>
-            <w:proofErr w:type="spellStart"/>
-            <w:r>
-              <w:rPr>
-                <w:sz w:val="15"/>
-                <w:szCs w:val="18"/>
-              </w:rPr>
-              <w:t>abstype</w:t>
-            </w:r>
-            <w:proofErr w:type="spellEnd"/>
-            <w:r>
-              <w:rPr>
-                <w:sz w:val="15"/>
-                <w:szCs w:val="18"/>
-              </w:rPr>
-              <w:t xml:space="preserve"> </w:t>
-            </w:r>
-            <w:r>
+                <w:lang w:val="de-DE"/>
+              </w:rPr>
+              <w:t xml:space="preserve"> </w:t>
+            </w:r>
+            <w:r>
+              <w:rPr>
+                <w:lang w:val="de-DE"/>
+              </w:rPr>
               <w:t>}})</w:t>
             </w:r>
           </w:p>
@@ -2387,6 +2399,7 @@
               <w:pStyle w:val="tabletext"/>
             </w:pPr>
             <w:r>
+              <w:lastRenderedPageBreak/>
               <w:t>{%</w:t>
             </w:r>
             <w:r>
@@ -2420,7 +2433,6 @@
               <w:pStyle w:val="tabletext"/>
             </w:pPr>
             <w:r>
-              <w:lastRenderedPageBreak/>
               <w:t>Flack X parameter</w:t>
             </w:r>
           </w:p>
@@ -2529,16 +2541,29 @@
       <w:pPr>
         <w:pStyle w:val="BodyText1"/>
       </w:pPr>
+      <w:proofErr w:type="gramStart"/>
       <w:r>
         <w:t xml:space="preserve">{{ </w:t>
       </w:r>
       <w:proofErr w:type="spellStart"/>
       <w:r>
-        <w:t>refinement_details</w:t>
+        <w:t>refinement</w:t>
+      </w:r>
+      <w:proofErr w:type="gramEnd"/>
+      <w:r>
+        <w:t>_</w:t>
+      </w:r>
+      <w:proofErr w:type="gramStart"/>
+      <w:r>
+        <w:t>details</w:t>
       </w:r>
       <w:proofErr w:type="spellEnd"/>
       <w:r>
-        <w:t xml:space="preserve"> }}</w:t>
+        <w:t xml:space="preserve"> }</w:t>
+      </w:r>
+      <w:proofErr w:type="gramEnd"/>
+      <w:r>
+        <w:t>}</w:t>
       </w:r>
     </w:p>
     <w:p>
@@ -2860,6 +2885,7 @@
             <w:pPr>
               <w:pStyle w:val="BodyText1"/>
             </w:pPr>
+            <w:proofErr w:type="gramStart"/>
             <w:r>
               <w:t xml:space="preserve">{{ </w:t>
             </w:r>
@@ -2871,6 +2897,7 @@
               </w:rPr>
               <w:t>atom</w:t>
             </w:r>
+            <w:proofErr w:type="gramEnd"/>
             <w:r>
               <w:rPr>
                 <w:sz w:val="16"/>
@@ -2897,6 +2924,7 @@
             <w:pPr>
               <w:pStyle w:val="BodyText1"/>
             </w:pPr>
+            <w:proofErr w:type="gramStart"/>
             <w:r>
               <w:t xml:space="preserve">{{ </w:t>
             </w:r>
@@ -2907,6 +2935,7 @@
               </w:rPr>
               <w:t>atom</w:t>
             </w:r>
+            <w:proofErr w:type="gramEnd"/>
             <w:r>
               <w:t>.x</w:t>
             </w:r>
@@ -2924,6 +2953,7 @@
             <w:pPr>
               <w:pStyle w:val="BodyText1"/>
             </w:pPr>
+            <w:proofErr w:type="gramStart"/>
             <w:r>
               <w:t xml:space="preserve">{{ </w:t>
             </w:r>
@@ -2934,6 +2964,7 @@
               </w:rPr>
               <w:t>atom</w:t>
             </w:r>
+            <w:proofErr w:type="gramEnd"/>
             <w:r>
               <w:t>.y</w:t>
             </w:r>
@@ -2951,6 +2982,7 @@
             <w:pPr>
               <w:pStyle w:val="BodyText1"/>
             </w:pPr>
+            <w:proofErr w:type="gramStart"/>
             <w:r>
               <w:t xml:space="preserve">{{ </w:t>
             </w:r>
@@ -2961,6 +2993,7 @@
               </w:rPr>
               <w:t>atom</w:t>
             </w:r>
+            <w:proofErr w:type="gramEnd"/>
             <w:r>
               <w:t>.z</w:t>
             </w:r>
@@ -2978,6 +3011,7 @@
             <w:pPr>
               <w:pStyle w:val="BodyText1"/>
             </w:pPr>
+            <w:proofErr w:type="gramStart"/>
             <w:r>
               <w:t xml:space="preserve">{{ </w:t>
             </w:r>
@@ -2988,6 +3022,7 @@
               </w:rPr>
               <w:t>atom</w:t>
             </w:r>
+            <w:proofErr w:type="gramEnd"/>
             <w:r>
               <w:t>.u_eq</w:t>
             </w:r>
@@ -3132,6 +3167,7 @@
       <w:r>
         <w:t xml:space="preserve"> </w:t>
       </w:r>
+      <w:proofErr w:type="gramStart"/>
       <w:r>
         <w:rPr>
           <w:color w:val="00B050"/>
@@ -3141,6 +3177,7 @@
       <w:r>
         <w:t>%}</w:t>
       </w:r>
+      <w:proofErr w:type="gramEnd"/>
     </w:p>
     <w:p>
       <w:pPr>
@@ -3172,7 +3209,11 @@
       </w:r>
       <w:proofErr w:type="spellStart"/>
       <w:r>
-        <w:t>displacement_parameters</w:t>
+        <w:t>displacement_</w:t>
+      </w:r>
+      <w:proofErr w:type="gramStart"/>
+      <w:r>
+        <w:t>parameters</w:t>
       </w:r>
       <w:proofErr w:type="spellEnd"/>
       <w:r>
@@ -3184,6 +3225,7 @@
         </w:rPr>
         <w:t>%}</w:t>
       </w:r>
+      <w:proofErr w:type="gramEnd"/>
     </w:p>
     <w:p>
       <w:pPr>
@@ -4373,11 +4415,19 @@
         <w:t xml:space="preserve">if </w:t>
       </w:r>
       <w:proofErr w:type="spellStart"/>
+      <w:proofErr w:type="gramStart"/>
       <w:r>
         <w:rPr>
           <w:color w:val="ED7D31" w:themeColor="accent2"/>
         </w:rPr>
-        <w:t>options.without_h</w:t>
+        <w:t>options.without</w:t>
+      </w:r>
+      <w:proofErr w:type="gramEnd"/>
+      <w:r>
+        <w:rPr>
+          <w:color w:val="ED7D31" w:themeColor="accent2"/>
+        </w:rPr>
+        <w:t>_h</w:t>
       </w:r>
       <w:proofErr w:type="spellEnd"/>
       <w:r>
@@ -4386,8 +4436,13 @@
         </w:rPr>
         <w:t xml:space="preserve"> </w:t>
       </w:r>
-      <w:r>
-        <w:t>%}Bonds and angles to hydrogen atoms were omitted.</w:t>
+      <w:proofErr w:type="gramStart"/>
+      <w:r>
+        <w:t>%}Bonds</w:t>
+      </w:r>
+      <w:proofErr w:type="gramEnd"/>
+      <w:r>
+        <w:t xml:space="preserve"> and angles to hydrogen atoms were omitted.</w:t>
       </w:r>
     </w:p>
     <w:p>
@@ -4409,8 +4464,13 @@
         </w:rPr>
         <w:t xml:space="preserve">endif </w:t>
       </w:r>
-      <w:r>
-        <w:t>%}{%</w:t>
+      <w:proofErr w:type="gramStart"/>
+      <w:r>
+        <w:t>%}{</w:t>
+      </w:r>
+      <w:proofErr w:type="gramEnd"/>
+      <w:r>
+        <w:t>%</w:t>
       </w:r>
       <w:r>
         <w:t xml:space="preserve"> </w:t>
@@ -4435,8 +4495,13 @@
         </w:rPr>
         <w:t xml:space="preserve"> </w:t>
       </w:r>
-      <w:r>
-        <w:t>%}{{</w:t>
+      <w:proofErr w:type="gramStart"/>
+      <w:r>
+        <w:t>%}{</w:t>
+      </w:r>
+      <w:proofErr w:type="gramEnd"/>
+      <w:r>
+        <w:t>{</w:t>
       </w:r>
       <w:r>
         <w:t>r</w:t>
@@ -4446,18 +4511,27 @@
       </w:r>
       <w:proofErr w:type="spellStart"/>
       <w:r>
-        <w:t>ba_symminfo</w:t>
+        <w:t>ba_</w:t>
+      </w:r>
+      <w:proofErr w:type="gramStart"/>
+      <w:r>
+        <w:t>symminfo</w:t>
       </w:r>
       <w:proofErr w:type="spellEnd"/>
       <w:r>
         <w:t xml:space="preserve"> </w:t>
       </w:r>
       <w:r>
-        <w:t>}}{%</w:t>
+        <w:t>}}{</w:t>
+      </w:r>
+      <w:proofErr w:type="gramEnd"/>
+      <w:r>
+        <w:t>%</w:t>
       </w:r>
       <w:r>
         <w:t xml:space="preserve"> </w:t>
       </w:r>
+      <w:proofErr w:type="gramStart"/>
       <w:r>
         <w:rPr>
           <w:color w:val="00B050"/>
@@ -4473,6 +4547,7 @@
       <w:r>
         <w:t>%}</w:t>
       </w:r>
+      <w:proofErr w:type="gramEnd"/>
     </w:p>
     <w:p>
       <w:pPr>
@@ -4542,11 +4617,19 @@
         <w:rPr>
           <w:color w:val="7030A0"/>
         </w:rPr>
-        <w:t>if torsions%</w:t>
+        <w:t xml:space="preserve">if </w:t>
+      </w:r>
+      <w:proofErr w:type="gramStart"/>
+      <w:r>
+        <w:rPr>
+          <w:color w:val="7030A0"/>
+        </w:rPr>
+        <w:t>torsions%</w:t>
       </w:r>
       <w:r>
         <w:t>}</w:t>
       </w:r>
+      <w:proofErr w:type="gramEnd"/>
     </w:p>
     <w:p>
       <w:pPr>
@@ -4761,11 +4844,19 @@
         <w:t xml:space="preserve">if </w:t>
       </w:r>
       <w:proofErr w:type="spellStart"/>
+      <w:proofErr w:type="gramStart"/>
       <w:r>
         <w:rPr>
           <w:color w:val="ED7D31" w:themeColor="accent2"/>
         </w:rPr>
-        <w:t>options.without_h</w:t>
+        <w:t>options.without</w:t>
+      </w:r>
+      <w:proofErr w:type="gramEnd"/>
+      <w:r>
+        <w:rPr>
+          <w:color w:val="ED7D31" w:themeColor="accent2"/>
+        </w:rPr>
+        <w:t>_h</w:t>
       </w:r>
       <w:proofErr w:type="spellEnd"/>
       <w:r>
@@ -4774,8 +4865,13 @@
         </w:rPr>
         <w:t xml:space="preserve"> </w:t>
       </w:r>
-      <w:r>
-        <w:t>%}Bonds and angles to hydrogen atoms were omitted.</w:t>
+      <w:proofErr w:type="gramStart"/>
+      <w:r>
+        <w:t>%}Bonds</w:t>
+      </w:r>
+      <w:proofErr w:type="gramEnd"/>
+      <w:r>
+        <w:t xml:space="preserve"> and angles to hydrogen atoms were omitted.</w:t>
       </w:r>
     </w:p>
     <w:p>
@@ -4797,8 +4893,13 @@
         </w:rPr>
         <w:t xml:space="preserve">endif </w:t>
       </w:r>
-      <w:r>
-        <w:t>%}{%</w:t>
+      <w:proofErr w:type="gramStart"/>
+      <w:r>
+        <w:t>%}{</w:t>
+      </w:r>
+      <w:proofErr w:type="gramEnd"/>
+      <w:r>
+        <w:t>%</w:t>
       </w:r>
       <w:r>
         <w:t xml:space="preserve"> </w:t>
@@ -4814,8 +4915,13 @@
       <w:r>
         <w:t xml:space="preserve"> </w:t>
       </w:r>
-      <w:r>
-        <w:t>%}{{</w:t>
+      <w:proofErr w:type="gramStart"/>
+      <w:r>
+        <w:t>%}{</w:t>
+      </w:r>
+      <w:proofErr w:type="gramEnd"/>
+      <w:r>
+        <w:t>{</w:t>
       </w:r>
       <w:r>
         <w:t>r</w:t>
@@ -4825,18 +4931,27 @@
       </w:r>
       <w:proofErr w:type="spellStart"/>
       <w:r>
-        <w:t>torsion_symminfo</w:t>
+        <w:t>torsion_</w:t>
+      </w:r>
+      <w:proofErr w:type="gramStart"/>
+      <w:r>
+        <w:t>symminfo</w:t>
       </w:r>
       <w:proofErr w:type="spellEnd"/>
       <w:r>
         <w:t xml:space="preserve"> </w:t>
       </w:r>
       <w:r>
-        <w:t>}}{%</w:t>
+        <w:t>}}{</w:t>
+      </w:r>
+      <w:proofErr w:type="gramEnd"/>
+      <w:r>
+        <w:t>%</w:t>
       </w:r>
       <w:r>
         <w:t xml:space="preserve"> </w:t>
       </w:r>
+      <w:proofErr w:type="gramStart"/>
       <w:r>
         <w:t>endif</w:t>
       </w:r>
@@ -4846,6 +4961,7 @@
       <w:r>
         <w:t>%}</w:t>
       </w:r>
+      <w:proofErr w:type="gramEnd"/>
     </w:p>
     <w:p>
       <w:pPr>
@@ -4869,6 +4985,7 @@
         </w:rPr>
         <w:t xml:space="preserve">p </w:t>
       </w:r>
+      <w:proofErr w:type="gramStart"/>
       <w:r>
         <w:rPr>
           <w:color w:val="7030A0"/>
@@ -4891,6 +5008,7 @@
         </w:rPr>
         <w:t>%}</w:t>
       </w:r>
+      <w:proofErr w:type="gramEnd"/>
     </w:p>
     <w:p>
       <w:pPr>
@@ -4935,12 +5053,21 @@
           <w:color w:val="FFC000" w:themeColor="accent4"/>
           <w:szCs w:val="26"/>
         </w:rPr>
-        <w:t>hydrogen_bonds</w:t>
+        <w:t>hydrogen_</w:t>
+      </w:r>
+      <w:proofErr w:type="gramStart"/>
+      <w:r>
+        <w:rPr>
+          <w:color w:val="FFC000" w:themeColor="accent4"/>
+          <w:szCs w:val="26"/>
+        </w:rPr>
+        <w:t>bonds</w:t>
       </w:r>
       <w:proofErr w:type="spellEnd"/>
       <w:r>
         <w:t xml:space="preserve"> %}</w:t>
       </w:r>
+      <w:proofErr w:type="gramEnd"/>
     </w:p>
     <w:p>
       <w:pPr>
@@ -5360,26 +5487,40 @@
         </w:rPr>
         <w:t xml:space="preserve"> </w:t>
       </w:r>
-      <w:r>
-        <w:t>%}{{</w:t>
+      <w:proofErr w:type="gramStart"/>
+      <w:r>
+        <w:t>%}{</w:t>
+      </w:r>
+      <w:proofErr w:type="gramEnd"/>
+      <w:r>
+        <w:t>{</w:t>
       </w:r>
       <w:r>
         <w:t xml:space="preserve">r </w:t>
       </w:r>
       <w:proofErr w:type="spellStart"/>
       <w:r>
-        <w:t>hydrogen_symminfo</w:t>
+        <w:t>hydrogen_</w:t>
+      </w:r>
+      <w:proofErr w:type="gramStart"/>
+      <w:r>
+        <w:t>symminfo</w:t>
       </w:r>
       <w:proofErr w:type="spellEnd"/>
       <w:r>
         <w:t xml:space="preserve"> </w:t>
       </w:r>
       <w:r>
-        <w:t>}}{%</w:t>
+        <w:t>}}{</w:t>
+      </w:r>
+      <w:proofErr w:type="gramEnd"/>
+      <w:r>
+        <w:t>%</w:t>
       </w:r>
       <w:r>
         <w:t xml:space="preserve"> </w:t>
       </w:r>
+      <w:proofErr w:type="gramStart"/>
       <w:r>
         <w:rPr>
           <w:color w:val="70AD47" w:themeColor="accent6"/>
@@ -5395,6 +5536,7 @@
       <w:r>
         <w:t>%}</w:t>
       </w:r>
+      <w:proofErr w:type="gramEnd"/>
     </w:p>
     <w:p>
       <w:pPr>
